--- a/LABPII_EvidenciaDeLosCommits.docx
+++ b/LABPII_EvidenciaDeLosCommits.docx
@@ -806,6 +806,54 @@
               <w:lang w:val="es-HN"/>
             </w:rPr>
           </w:pPr>
+          <w:r>
+            <w:rPr>
+              <w:lang w:val="es-HN"/>
+            </w:rPr>
+            <w:drawing>
+              <wp:inline distT="0" distB="0" distL="0" distR="0" wp14:anchorId="4A75A93B" wp14:editId="354DBF64">
+                <wp:extent cx="5943600" cy="2115820"/>
+                <wp:effectExtent l="0" t="0" r="0" b="0"/>
+                <wp:docPr id="1" name="Picture 1"/>
+                <wp:cNvGraphicFramePr>
+                  <a:graphicFrameLocks xmlns:a="http://schemas.openxmlformats.org/drawingml/2006/main" noChangeAspect="1"/>
+                </wp:cNvGraphicFramePr>
+                <a:graphic xmlns:a="http://schemas.openxmlformats.org/drawingml/2006/main">
+                  <a:graphicData uri="http://schemas.openxmlformats.org/drawingml/2006/picture">
+                    <pic:pic xmlns:pic="http://schemas.openxmlformats.org/drawingml/2006/picture">
+                      <pic:nvPicPr>
+                        <pic:cNvPr id="1" name=""/>
+                        <pic:cNvPicPr/>
+                      </pic:nvPicPr>
+                      <pic:blipFill>
+                        <a:blip r:embed="rId9"/>
+                        <a:stretch>
+                          <a:fillRect/>
+                        </a:stretch>
+                      </pic:blipFill>
+                      <pic:spPr>
+                        <a:xfrm>
+                          <a:off x="0" y="0"/>
+                          <a:ext cx="5943600" cy="2115820"/>
+                        </a:xfrm>
+                        <a:prstGeom prst="rect">
+                          <a:avLst/>
+                        </a:prstGeom>
+                      </pic:spPr>
+                    </pic:pic>
+                  </a:graphicData>
+                </a:graphic>
+              </wp:inline>
+            </w:drawing>
+          </w:r>
+        </w:p>
+        <w:p>
+          <w:pPr>
+            <w:spacing w:line="360" w:lineRule="auto"/>
+            <w:rPr>
+              <w:lang w:val="es-HN"/>
+            </w:rPr>
+          </w:pPr>
         </w:p>
         <w:p>
           <w:pPr>
@@ -877,7 +925,7 @@
                         <pic:cNvPicPr/>
                       </pic:nvPicPr>
                       <pic:blipFill>
-                        <a:blip r:embed="rId9">
+                        <a:blip r:embed="rId10">
                           <a:extLst>
                             <a:ext uri="{28A0092B-C50C-407E-A947-70E740481C1C}">
                               <a14:useLocalDpi xmlns:a14="http://schemas.microsoft.com/office/drawing/2010/main" val="0"/>
@@ -924,7 +972,7 @@
                         <pic:cNvPicPr/>
                       </pic:nvPicPr>
                       <pic:blipFill>
-                        <a:blip r:embed="rId10">
+                        <a:blip r:embed="rId11">
                           <a:extLst>
                             <a:ext uri="{28A0092B-C50C-407E-A947-70E740481C1C}">
                               <a14:useLocalDpi xmlns:a14="http://schemas.microsoft.com/office/drawing/2010/main" val="0"/>
@@ -979,7 +1027,7 @@
                         <pic:cNvPicPr/>
                       </pic:nvPicPr>
                       <pic:blipFill>
-                        <a:blip r:embed="rId11">
+                        <a:blip r:embed="rId12">
                           <a:extLst>
                             <a:ext uri="{28A0092B-C50C-407E-A947-70E740481C1C}">
                               <a14:useLocalDpi xmlns:a14="http://schemas.microsoft.com/office/drawing/2010/main" val="0"/>
@@ -1084,7 +1132,7 @@
                         <pic:cNvPicPr/>
                       </pic:nvPicPr>
                       <pic:blipFill>
-                        <a:blip r:embed="rId12" cstate="print">
+                        <a:blip r:embed="rId13" cstate="print">
                           <a:extLst>
                             <a:ext uri="{28A0092B-C50C-407E-A947-70E740481C1C}">
                               <a14:useLocalDpi xmlns:a14="http://schemas.microsoft.com/office/drawing/2010/main" val="0"/>
@@ -1131,7 +1179,7 @@
                         <pic:cNvPicPr/>
                       </pic:nvPicPr>
                       <pic:blipFill>
-                        <a:blip r:embed="rId13" cstate="print">
+                        <a:blip r:embed="rId14" cstate="print">
                           <a:extLst>
                             <a:ext uri="{28A0092B-C50C-407E-A947-70E740481C1C}">
                               <a14:useLocalDpi xmlns:a14="http://schemas.microsoft.com/office/drawing/2010/main" val="0"/>
@@ -1179,7 +1227,7 @@
                         <pic:cNvPicPr/>
                       </pic:nvPicPr>
                       <pic:blipFill>
-                        <a:blip r:embed="rId14" cstate="print">
+                        <a:blip r:embed="rId15" cstate="print">
                           <a:extLst>
                             <a:ext uri="{28A0092B-C50C-407E-A947-70E740481C1C}">
                               <a14:useLocalDpi xmlns:a14="http://schemas.microsoft.com/office/drawing/2010/main" val="0"/>
@@ -1226,7 +1274,7 @@
                         <pic:cNvPicPr/>
                       </pic:nvPicPr>
                       <pic:blipFill>
-                        <a:blip r:embed="rId15" cstate="print">
+                        <a:blip r:embed="rId16" cstate="print">
                           <a:extLst>
                             <a:ext uri="{28A0092B-C50C-407E-A947-70E740481C1C}">
                               <a14:useLocalDpi xmlns:a14="http://schemas.microsoft.com/office/drawing/2010/main" val="0"/>
@@ -1241,6 +1289,61 @@
                         <a:xfrm>
                           <a:off x="0" y="0"/>
                           <a:ext cx="5943600" cy="1812925"/>
+                        </a:xfrm>
+                        <a:prstGeom prst="rect">
+                          <a:avLst/>
+                        </a:prstGeom>
+                      </pic:spPr>
+                    </pic:pic>
+                  </a:graphicData>
+                </a:graphic>
+              </wp:inline>
+            </w:drawing>
+          </w:r>
+        </w:p>
+        <w:p>
+          <w:pPr>
+            <w:spacing w:line="360" w:lineRule="auto"/>
+            <w:rPr>
+              <w:lang w:val="es-HN"/>
+            </w:rPr>
+          </w:pPr>
+          <w:r>
+            <w:rPr>
+              <w:noProof/>
+              <w:lang w:val="es-HN"/>
+            </w:rPr>
+            <w:drawing>
+              <wp:inline distT="0" distB="0" distL="0" distR="0" wp14:anchorId="2C7C3A3E" wp14:editId="4EFA189D">
+                <wp:extent cx="5943600" cy="2299335"/>
+                <wp:effectExtent l="0" t="0" r="0" b="5715"/>
+                <wp:docPr id="12" name="Picture 12"/>
+                <wp:cNvGraphicFramePr>
+                  <a:graphicFrameLocks xmlns:a="http://schemas.openxmlformats.org/drawingml/2006/main" noChangeAspect="1"/>
+                </wp:cNvGraphicFramePr>
+                <a:graphic xmlns:a="http://schemas.openxmlformats.org/drawingml/2006/main">
+                  <a:graphicData uri="http://schemas.openxmlformats.org/drawingml/2006/picture">
+                    <pic:pic xmlns:pic="http://schemas.openxmlformats.org/drawingml/2006/picture">
+                      <pic:nvPicPr>
+                        <pic:cNvPr id="12" name="Picture 12"/>
+                        <pic:cNvPicPr/>
+                      </pic:nvPicPr>
+                      <pic:blipFill>
+                        <a:blip r:embed="rId17">
+                          <a:extLst>
+                            <a:ext uri="{28A0092B-C50C-407E-A947-70E740481C1C}">
+                              <a14:useLocalDpi xmlns:a14="http://schemas.microsoft.com/office/drawing/2010/main" val="0"/>
+                            </a:ext>
+                          </a:extLst>
+                        </a:blip>
+                        <a:stretch>
+                          <a:fillRect/>
+                        </a:stretch>
+                      </pic:blipFill>
+                      <pic:spPr>
+                        <a:xfrm>
+                          <a:off x="0" y="0"/>
+                          <a:ext cx="5943600" cy="2299335"/>
                         </a:xfrm>
                         <a:prstGeom prst="rect">
                           <a:avLst/>
